--- a/examples/anomalies/doc/86-autoencoder-han_autoenc_adv_ed.docx
+++ b/examples/anomalies/doc/86-autoencoder-han_autoenc_adv_ed.docx
@@ -125,6 +125,45 @@
       <w:pPr>
         <w:pStyle w:val="SourceCode"/>
       </w:pPr>
+      <w:r>
+        <w:rPr>
+          <w:rStyle w:val="FunctionTok"/>
+        </w:rPr>
+        <w:t xml:space="preserve">source</w:t>
+      </w:r>
+      <w:r>
+        <w:rPr>
+          <w:rStyle w:val="NormalTok"/>
+        </w:rPr>
+        <w:t xml:space="preserve">(</w:t>
+      </w:r>
+      <w:r>
+        <w:rPr>
+          <w:rStyle w:val="FunctionTok"/>
+        </w:rPr>
+        <w:t xml:space="preserve">url</w:t>
+      </w:r>
+      <w:r>
+        <w:rPr>
+          <w:rStyle w:val="NormalTok"/>
+        </w:rPr>
+        <w:t xml:space="preserve">(</w:t>
+      </w:r>
+      <w:r>
+        <w:rPr>
+          <w:rStyle w:val="StringTok"/>
+        </w:rPr>
+        <w:t xml:space="preserve">"https://raw.githubusercontent.com/cefet-rj-dal/harbinger/master/examples/seed.R"</w:t>
+      </w:r>
+      <w:r>
+        <w:rPr>
+          <w:rStyle w:val="NormalTok"/>
+        </w:rPr>
+        <w:t xml:space="preserve">))</w:t>
+      </w:r>
+      <w:r>
+        <w:br/>
+      </w:r>
       <w:r>
         <w:rPr>
           <w:rStyle w:val="CommentTok"/>
@@ -587,6 +626,21 @@
       </w:r>
       <w:r>
         <w:rPr>
+          <w:rStyle w:val="FunctionTok"/>
+        </w:rPr>
+        <w:t xml:space="preserve">set_example_seed</w:t>
+      </w:r>
+      <w:r>
+        <w:rPr>
+          <w:rStyle w:val="NormalTok"/>
+        </w:rPr>
+        <w:t xml:space="preserve">()</w:t>
+      </w:r>
+      <w:r>
+        <w:br/>
+      </w:r>
+      <w:r>
+        <w:rPr>
           <w:rStyle w:val="NormalTok"/>
         </w:rPr>
         <w:t xml:space="preserve">  model </w:t>
@@ -811,7 +865,7 @@
         <w:rPr>
           <w:rStyle w:val="VerbatimChar"/>
         </w:rPr>
-        <w:t xml:space="preserve">## 1  52  TRUE anomaly</w:t>
+        <w:t xml:space="preserve">## 1  51  TRUE anomaly</w:t>
       </w:r>
     </w:p>
     <w:bookmarkEnd w:id="17"/>
@@ -1074,7 +1128,7 @@
               <a:graphicData uri="http://schemas.openxmlformats.org/drawingml/2006/picture">
                 <pic:pic>
                   <pic:nvPicPr>
-                    <pic:cNvPr descr="/home/gpca/harbinger/examples/anomalies/doc/86-autoencoder-han_autoenc_adv_ed_files/58277a5e1a2f35161ed1d6a218120a8083a078a2.png" id="21" name="Picture"/>
+                    <pic:cNvPr descr="/home/gpca/harbinger/examples/anomalies/doc/86-autoencoder-han_autoenc_adv_ed_files/aab29680e33d49cf894c5bdb4624784df26b0086.png" id="21" name="Picture"/>
                     <pic:cNvPicPr>
                       <a:picLocks noChangeArrowheads="1" noChangeAspect="1"/>
                     </pic:cNvPicPr>
@@ -1225,7 +1279,7 @@
               <a:graphicData uri="http://schemas.openxmlformats.org/drawingml/2006/picture">
                 <pic:pic>
                   <pic:nvPicPr>
-                    <pic:cNvPr descr="/home/gpca/harbinger/examples/anomalies/doc/86-autoencoder-han_autoenc_adv_ed_files/05eb76acb0d0c1f74a8cf00eb81d9be8e51c727d.png" id="24" name="Picture"/>
+                    <pic:cNvPr descr="/home/gpca/harbinger/examples/anomalies/doc/86-autoencoder-han_autoenc_adv_ed_files/8f4ea0fca20521c51039119bdbb329bb6fe28d43.png" id="24" name="Picture"/>
                     <pic:cNvPicPr>
                       <a:picLocks noChangeArrowheads="1" noChangeAspect="1"/>
                     </pic:cNvPicPr>

--- a/examples/anomalies/doc/86-autoencoder-han_autoenc_adv_ed.docx
+++ b/examples/anomalies/doc/86-autoencoder-han_autoenc_adv_ed.docx
@@ -865,7 +865,7 @@
         <w:rPr>
           <w:rStyle w:val="VerbatimChar"/>
         </w:rPr>
-        <w:t xml:space="preserve">## 1  51  TRUE anomaly</w:t>
+        <w:t xml:space="preserve">## 1  52  TRUE anomaly</w:t>
       </w:r>
     </w:p>
     <w:bookmarkEnd w:id="17"/>
@@ -1128,7 +1128,7 @@
               <a:graphicData uri="http://schemas.openxmlformats.org/drawingml/2006/picture">
                 <pic:pic>
                   <pic:nvPicPr>
-                    <pic:cNvPr descr="/home/gpca/harbinger/examples/anomalies/doc/86-autoencoder-han_autoenc_adv_ed_files/aab29680e33d49cf894c5bdb4624784df26b0086.png" id="21" name="Picture"/>
+                    <pic:cNvPr descr="/home/gpca/harbinger/examples/anomalies/doc/86-autoencoder-han_autoenc_adv_ed_files/58277a5e1a2f35161ed1d6a218120a8083a078a2.png" id="21" name="Picture"/>
                     <pic:cNvPicPr>
                       <a:picLocks noChangeArrowheads="1" noChangeAspect="1"/>
                     </pic:cNvPicPr>
@@ -1279,7 +1279,7 @@
               <a:graphicData uri="http://schemas.openxmlformats.org/drawingml/2006/picture">
                 <pic:pic>
                   <pic:nvPicPr>
-                    <pic:cNvPr descr="/home/gpca/harbinger/examples/anomalies/doc/86-autoencoder-han_autoenc_adv_ed_files/8f4ea0fca20521c51039119bdbb329bb6fe28d43.png" id="24" name="Picture"/>
+                    <pic:cNvPr descr="/home/gpca/harbinger/examples/anomalies/doc/86-autoencoder-han_autoenc_adv_ed_files/576ea16b8ddb1238a2877ee6d366c6c11319991e.png" id="24" name="Picture"/>
                     <pic:cNvPicPr>
                       <a:picLocks noChangeArrowheads="1" noChangeAspect="1"/>
                     </pic:cNvPicPr>
